--- a/Modelos/definitivos/Comercial/modelos/Proposta comercial hidrojateamento.docx
+++ b/Modelos/definitivos/Comercial/modelos/Proposta comercial hidrojateamento.docx
@@ -3236,15 +3236,15 @@
           <w:sz w:val="20"/>
           <w:szCs w:val="20"/>
         </w:rPr>
-        <w:t>Serviço especializado em mão de obra e execução técnica na manutenção</w:t>
-      </w:r>
-      <w:r>
-        <w:rPr>
-          <w:rFonts w:ascii="Arial" w:hAnsi="Arial" w:cs="Arial"/>
-          <w:sz w:val="20"/>
-          <w:szCs w:val="20"/>
-        </w:rPr>
-        <w:t xml:space="preserve"> e hidrojateamento com objetivo de </w:t>
+        <w:t xml:space="preserve">{{servico}}</w:t>
+      </w:r>
+      <w:r>
+        <w:rPr>
+          <w:rFonts w:ascii="Arial" w:hAnsi="Arial" w:cs="Arial"/>
+          <w:sz w:val="20"/>
+          <w:szCs w:val="20"/>
+        </w:rPr>
+        <w:t xml:space="preserve"/>
       </w:r>
       <w:r>
         <w:rPr>
@@ -3253,15 +3253,15 @@
           <w:sz w:val="20"/>
           <w:szCs w:val="20"/>
         </w:rPr>
-        <w:t xml:space="preserve">limpeza, corte, remoção de tinta, remoção de rezina, remoção de Smelt </w:t>
-      </w:r>
-      <w:r>
-        <w:rPr>
-          <w:rFonts w:ascii="Arial" w:hAnsi="Arial" w:cs="Arial"/>
-          <w:sz w:val="20"/>
-          <w:szCs w:val="20"/>
-        </w:rPr>
-        <w:t>em:</w:t>
+        <w:t xml:space="preserve"/>
+      </w:r>
+      <w:r>
+        <w:rPr>
+          <w:rFonts w:ascii="Arial" w:hAnsi="Arial" w:cs="Arial"/>
+          <w:sz w:val="20"/>
+          <w:szCs w:val="20"/>
+        </w:rPr>
+        <w:t/>
       </w:r>
     </w:p>
     <w:p>
@@ -3276,129 +3276,6 @@
           <w:szCs w:val="20"/>
         </w:rPr>
       </w:pPr>
-    </w:p>
-    <w:p>
-      <w:pPr>
-        <w:pStyle w:val="PargrafodaLista"/>
-        <w:numPr>
-          <w:ilvl w:val="2"/>
-          <w:numId w:val="2"/>
-        </w:numPr>
-        <w:spacing w:after="0" w:line="240" w:lineRule="auto"/>
-        <w:jc w:val="both"/>
-        <w:rPr>
-          <w:rFonts w:ascii="Arial" w:hAnsi="Arial" w:cs="Arial"/>
-          <w:color w:val="EE0000"/>
-          <w:sz w:val="20"/>
-          <w:szCs w:val="20"/>
-        </w:rPr>
-      </w:pPr>
-      <w:r>
-        <w:rPr>
-          <w:rFonts w:ascii="Arial" w:hAnsi="Arial" w:cs="Arial"/>
-          <w:sz w:val="20"/>
-          <w:szCs w:val="20"/>
-        </w:rPr>
-        <w:t xml:space="preserve">Tanque </w:t>
-      </w:r>
-      <w:r>
-        <w:rPr>
-          <w:rFonts w:ascii="Arial" w:hAnsi="Arial" w:cs="Arial"/>
-          <w:color w:val="EE0000"/>
-          <w:sz w:val="20"/>
-          <w:szCs w:val="20"/>
-        </w:rPr>
-        <w:t>(interno ou externo - costado, teto e chão)</w:t>
-      </w:r>
-    </w:p>
-    <w:p>
-      <w:pPr>
-        <w:pStyle w:val="PargrafodaLista"/>
-        <w:numPr>
-          <w:ilvl w:val="2"/>
-          <w:numId w:val="2"/>
-        </w:numPr>
-        <w:spacing w:after="0" w:line="240" w:lineRule="auto"/>
-        <w:jc w:val="both"/>
-        <w:rPr>
-          <w:rFonts w:ascii="Arial" w:hAnsi="Arial" w:cs="Arial"/>
-          <w:sz w:val="20"/>
-          <w:szCs w:val="20"/>
-        </w:rPr>
-      </w:pPr>
-      <w:r>
-        <w:rPr>
-          <w:rFonts w:ascii="Arial" w:hAnsi="Arial" w:cs="Arial"/>
-          <w:sz w:val="20"/>
-          <w:szCs w:val="20"/>
-        </w:rPr>
-        <w:t>Tubulações....</w:t>
-      </w:r>
-    </w:p>
-    <w:p>
-      <w:pPr>
-        <w:pStyle w:val="PargrafodaLista"/>
-        <w:numPr>
-          <w:ilvl w:val="2"/>
-          <w:numId w:val="2"/>
-        </w:numPr>
-        <w:spacing w:after="0" w:line="240" w:lineRule="auto"/>
-        <w:jc w:val="both"/>
-        <w:rPr>
-          <w:rFonts w:ascii="Arial" w:hAnsi="Arial" w:cs="Arial"/>
-          <w:sz w:val="20"/>
-          <w:szCs w:val="20"/>
-        </w:rPr>
-      </w:pPr>
-      <w:r>
-        <w:rPr>
-          <w:rFonts w:ascii="Arial" w:hAnsi="Arial" w:cs="Arial"/>
-          <w:sz w:val="20"/>
-          <w:szCs w:val="20"/>
-        </w:rPr>
-        <w:t>Superfícies metálicas</w:t>
-      </w:r>
-    </w:p>
-    <w:p>
-      <w:pPr>
-        <w:pStyle w:val="PargrafodaLista"/>
-        <w:numPr>
-          <w:ilvl w:val="2"/>
-          <w:numId w:val="2"/>
-        </w:numPr>
-        <w:spacing w:after="0" w:line="240" w:lineRule="auto"/>
-        <w:jc w:val="both"/>
-        <w:rPr>
-          <w:rFonts w:ascii="Arial" w:hAnsi="Arial" w:cs="Arial"/>
-          <w:sz w:val="20"/>
-          <w:szCs w:val="20"/>
-        </w:rPr>
-      </w:pPr>
-      <w:r>
-        <w:rPr>
-          <w:rFonts w:ascii="Arial" w:hAnsi="Arial" w:cs="Arial"/>
-          <w:sz w:val="20"/>
-          <w:szCs w:val="20"/>
-        </w:rPr>
-        <w:t xml:space="preserve">Caldeira </w:t>
-      </w:r>
-      <w:r>
-        <w:rPr>
-          <w:rFonts w:ascii="Arial" w:hAnsi="Arial" w:cs="Arial"/>
-          <w:color w:val="EE0000"/>
-          <w:sz w:val="20"/>
-          <w:szCs w:val="20"/>
-        </w:rPr>
-        <w:t>(verificar local específico da caldeira, área a ser jateada....)</w:t>
-      </w:r>
-      <w:r>
-        <w:rPr>
-          <w:rFonts w:ascii="Arial" w:hAnsi="Arial" w:cs="Arial"/>
-          <w:sz w:val="20"/>
-          <w:szCs w:val="20"/>
-        </w:rPr>
-        <w:t xml:space="preserve">  </w:t>
-      </w:r>
     </w:p>
     <w:p>
       <w:pPr>

--- a/Modelos/definitivos/Comercial/modelos/Proposta comercial hidrojateamento.docx
+++ b/Modelos/definitivos/Comercial/modelos/Proposta comercial hidrojateamento.docx
@@ -4879,6 +4879,13 @@
               </w:rPr>
             </w:pPr>
             <w:r>
+              <w:rPr>
+                <w:rFonts w:ascii="Arial" w:eastAsia="Times New Roman" w:hAnsi="Arial" w:cs="Arial"/>
+                <w:color w:val="000000"/>
+                <w:sz w:val="16"/>
+                <w:szCs w:val="16"/>
+                <w:lang w:eastAsia="pt-BR"/>
+              </w:rPr>
               <w:t xml:space="preserve">{{nota_filtrovali}}</w:t>
             </w:r>
           </w:p>
@@ -5229,6 +5236,13 @@
               </w:rPr>
             </w:pPr>
             <w:r>
+              <w:rPr>
+                <w:rFonts w:ascii="Arial" w:eastAsia="Times New Roman" w:hAnsi="Arial" w:cs="Arial"/>
+                <w:color w:val="000000"/>
+                <w:sz w:val="16"/>
+                <w:szCs w:val="16"/>
+                <w:lang w:eastAsia="pt-BR"/>
+              </w:rPr>
               <w:t xml:space="preserve">{{nota_contratante}}</w:t>
             </w:r>
           </w:p>
@@ -9533,90 +9547,8 @@
         <w:sz w:val="20"/>
         <w:szCs w:val="20"/>
       </w:rPr>
+      <w:jc w:val="right"/>
     </w:pPr>
-    <w:r>
-      <w:rPr>
-        <w:rFonts w:ascii="Arial" w:hAnsi="Arial" w:cs="Arial"/>
-        <w:b/>
-        <w:noProof/>
-        <w:sz w:val="26"/>
-        <w:szCs w:val="26"/>
-        <w:lang w:eastAsia="pt-BR"/>
-      </w:rPr>
-      <w:drawing>
-        <wp:anchor distT="0" distB="0" distL="114300" distR="114300" simplePos="0" relativeHeight="251669504" behindDoc="1" locked="0" layoutInCell="1" allowOverlap="1" wp14:anchorId="629A2877" wp14:editId="2A79AD0B">
-          <wp:simplePos x="0" y="0"/>
-          <wp:positionH relativeFrom="page">
-            <wp:posOffset>-5080</wp:posOffset>
-          </wp:positionH>
-          <wp:positionV relativeFrom="paragraph">
-            <wp:posOffset>-450411</wp:posOffset>
-          </wp:positionV>
-          <wp:extent cx="7568026" cy="10704421"/>
-          <wp:effectExtent l="0" t="0" r="0" b="1905"/>
-          <wp:wrapNone/>
-          <wp:docPr id="1253906856" name="Imagem 9"/>
-          <wp:cNvGraphicFramePr>
-            <a:graphicFrameLocks xmlns:a="http://schemas.openxmlformats.org/drawingml/2006/main" noChangeAspect="1"/>
-          </wp:cNvGraphicFramePr>
-          <a:graphic xmlns:a="http://schemas.openxmlformats.org/drawingml/2006/main">
-            <a:graphicData uri="http://schemas.openxmlformats.org/drawingml/2006/picture">
-              <pic:pic xmlns:pic="http://schemas.openxmlformats.org/drawingml/2006/picture">
-                <pic:nvPicPr>
-                  <pic:cNvPr id="6" name="Imagem 9"/>
-                  <pic:cNvPicPr/>
-                </pic:nvPicPr>
-                <pic:blipFill>
-                  <a:blip r:embed="rId1">
-                    <a:extLst>
-                      <a:ext uri="{28A0092B-C50C-407E-A947-70E740481C1C}">
-                        <a14:useLocalDpi xmlns:a14="http://schemas.microsoft.com/office/drawing/2010/main" val="0"/>
-                      </a:ext>
-                    </a:extLst>
-                  </a:blip>
-                  <a:stretch>
-                    <a:fillRect/>
-                  </a:stretch>
-                </pic:blipFill>
-                <pic:spPr>
-                  <a:xfrm>
-                    <a:off x="0" y="0"/>
-                    <a:ext cx="7568026" cy="10704421"/>
-                  </a:xfrm>
-                  <a:prstGeom prst="rect">
-                    <a:avLst/>
-                  </a:prstGeom>
-                </pic:spPr>
-              </pic:pic>
-            </a:graphicData>
-          </a:graphic>
-          <wp14:sizeRelH relativeFrom="page">
-            <wp14:pctWidth>0</wp14:pctWidth>
-          </wp14:sizeRelH>
-          <wp14:sizeRelV relativeFrom="page">
-            <wp14:pctHeight>0</wp14:pctHeight>
-          </wp14:sizeRelV>
-        </wp:anchor>
-      </w:drawing>
-    </w:r>
-    <w:r>
-      <w:rPr>
-        <w:rFonts w:ascii="Arial" w:hAnsi="Arial" w:cs="Arial"/>
-        <w:b/>
-        <w:sz w:val="26"/>
-        <w:szCs w:val="26"/>
-      </w:rPr>
-      <w:t xml:space="preserve">                                                                                                        </w:t>
-    </w:r>
-    <w:r>
-      <w:rPr>
-        <w:rFonts w:ascii="Arial" w:hAnsi="Arial" w:cs="Arial"/>
-        <w:b/>
-        <w:sz w:val="26"/>
-        <w:szCs w:val="26"/>
-      </w:rPr>
-      <w:t xml:space="preserve">     </w:t>
-    </w:r>
     <w:r>
       <w:rPr>
         <w:rFonts w:ascii="Arial" w:hAnsi="Arial" w:cs="Arial"/>

--- a/Modelos/definitivos/Comercial/modelos/Proposta comercial hidrojateamento.docx
+++ b/Modelos/definitivos/Comercial/modelos/Proposta comercial hidrojateamento.docx
@@ -9549,6 +9549,71 @@
       </w:rPr>
       <w:jc w:val="right"/>
     </w:pPr>
+    <w:r>
+      <w:rPr>
+        <w:rFonts w:ascii="Arial" w:hAnsi="Arial" w:cs="Arial"/>
+        <w:b/>
+        <w:noProof/>
+        <w:sz w:val="26"/>
+        <w:szCs w:val="26"/>
+        <w:lang w:eastAsia="pt-BR"/>
+      </w:rPr>
+      <w:drawing>
+        <wp:anchor distT="0" distB="0" distL="114300" distR="114300" simplePos="0" relativeHeight="251669504" behindDoc="1" locked="0" layoutInCell="1" allowOverlap="1" wp14:anchorId="629A2877" wp14:editId="2A79AD0B">
+          <wp:simplePos x="0" y="0"/>
+          <wp:positionH relativeFrom="page">
+            <wp:posOffset>-5080</wp:posOffset>
+          </wp:positionH>
+          <wp:positionV relativeFrom="paragraph">
+            <wp:posOffset>-450411</wp:posOffset>
+          </wp:positionV>
+          <wp:extent cx="7568026" cy="10704421"/>
+          <wp:effectExtent l="0" t="0" r="0" b="1905"/>
+          <wp:wrapNone/>
+          <wp:docPr id="1253906856" name="Imagem 9"/>
+          <wp:cNvGraphicFramePr>
+            <a:graphicFrameLocks xmlns:a="http://schemas.openxmlformats.org/drawingml/2006/main" noChangeAspect="1"/>
+          </wp:cNvGraphicFramePr>
+          <a:graphic xmlns:a="http://schemas.openxmlformats.org/drawingml/2006/main">
+            <a:graphicData uri="http://schemas.openxmlformats.org/drawingml/2006/picture">
+              <pic:pic xmlns:pic="http://schemas.openxmlformats.org/drawingml/2006/picture">
+                <pic:nvPicPr>
+                  <pic:cNvPr id="6" name="Imagem 9"/>
+                  <pic:cNvPicPr/>
+                </pic:nvPicPr>
+                <pic:blipFill>
+                  <a:blip r:embed="rId1">
+                    <a:extLst>
+                      <a:ext uri="{28A0092B-C50C-407E-A947-70E740481C1C}">
+                        <a14:useLocalDpi xmlns:a14="http://schemas.microsoft.com/office/drawing/2010/main" val="0"/>
+                      </a:ext>
+                    </a:extLst>
+                  </a:blip>
+                  <a:stretch>
+                    <a:fillRect/>
+                  </a:stretch>
+                </pic:blipFill>
+                <pic:spPr>
+                  <a:xfrm>
+                    <a:off x="0" y="0"/>
+                    <a:ext cx="7568026" cy="10704421"/>
+                  </a:xfrm>
+                  <a:prstGeom prst="rect">
+                    <a:avLst/>
+                  </a:prstGeom>
+                </pic:spPr>
+              </pic:pic>
+            </a:graphicData>
+          </a:graphic>
+          <wp14:sizeRelH relativeFrom="page">
+            <wp14:pctWidth>0</wp14:pctWidth>
+          </wp14:sizeRelH>
+          <wp14:sizeRelV relativeFrom="page">
+            <wp14:pctHeight>0</wp14:pctHeight>
+          </wp14:sizeRelV>
+        </wp:anchor>
+      </w:drawing>
+    </w:r>
     <w:r>
       <w:rPr>
         <w:rFonts w:ascii="Arial" w:hAnsi="Arial" w:cs="Arial"/>

--- a/Modelos/definitivos/Comercial/modelos/Proposta comercial hidrojateamento.docx
+++ b/Modelos/definitivos/Comercial/modelos/Proposta comercial hidrojateamento.docx
@@ -3469,23 +3469,23 @@
               <w:spacing w:after="0" w:line="240" w:lineRule="auto"/>
               <w:jc w:val="center"/>
               <w:rPr>
-                <w:rFonts w:ascii="Calibri" w:eastAsia="Times New Roman" w:hAnsi="Calibri" w:cs="Calibri"/>
+                <w:rFonts w:ascii="Arial" w:eastAsia="Arial" w:hAnsi="Arial" w:cs="Arial"/>
                 <w:b/>
                 <w:bCs/>
                 <w:color w:val="FFFFFF" w:themeColor="background1"/>
-                <w:sz w:val="16"/>
-                <w:szCs w:val="16"/>
+                <w:sz w:val="20"/>
+                <w:szCs w:val="20"/>
                 <w:lang w:eastAsia="pt-BR"/>
               </w:rPr>
             </w:pPr>
             <w:r>
               <w:rPr>
-                <w:rFonts w:ascii="Calibri" w:eastAsia="Times New Roman" w:hAnsi="Calibri" w:cs="Calibri"/>
+                <w:rFonts w:ascii="Arial" w:eastAsia="Arial" w:hAnsi="Arial" w:cs="Arial"/>
                 <w:b/>
                 <w:bCs/>
                 <w:color w:val="FFFFFF" w:themeColor="background1"/>
-                <w:sz w:val="16"/>
-                <w:szCs w:val="16"/>
+                <w:sz w:val="20"/>
+                <w:szCs w:val="20"/>
                 <w:lang w:eastAsia="pt-BR"/>
               </w:rPr>
               <w:t>Item</w:t>
@@ -3511,23 +3511,23 @@
               <w:spacing w:after="0" w:line="240" w:lineRule="auto"/>
               <w:jc w:val="center"/>
               <w:rPr>
-                <w:rFonts w:ascii="Calibri" w:eastAsia="Times New Roman" w:hAnsi="Calibri" w:cs="Calibri"/>
+                <w:rFonts w:ascii="Arial" w:eastAsia="Arial" w:hAnsi="Arial" w:cs="Arial"/>
                 <w:b/>
                 <w:bCs/>
                 <w:color w:val="FFFFFF" w:themeColor="background1"/>
-                <w:sz w:val="18"/>
-                <w:szCs w:val="18"/>
+                <w:sz w:val="20"/>
+                <w:szCs w:val="20"/>
                 <w:lang w:eastAsia="pt-BR"/>
               </w:rPr>
             </w:pPr>
             <w:r>
               <w:rPr>
-                <w:rFonts w:ascii="Calibri" w:eastAsia="Times New Roman" w:hAnsi="Calibri" w:cs="Calibri"/>
+                <w:rFonts w:ascii="Arial" w:eastAsia="Arial" w:hAnsi="Arial" w:cs="Arial"/>
                 <w:b/>
                 <w:bCs/>
                 <w:color w:val="FFFFFF" w:themeColor="background1"/>
-                <w:sz w:val="18"/>
-                <w:szCs w:val="18"/>
+                <w:sz w:val="20"/>
+                <w:szCs w:val="20"/>
                 <w:lang w:eastAsia="pt-BR"/>
               </w:rPr>
               <w:t>ESCOPO</w:t>
@@ -3553,23 +3553,23 @@
               <w:spacing w:after="0" w:line="240" w:lineRule="auto"/>
               <w:jc w:val="center"/>
               <w:rPr>
-                <w:rFonts w:ascii="Calibri" w:eastAsia="Times New Roman" w:hAnsi="Calibri" w:cs="Calibri"/>
+                <w:rFonts w:ascii="Arial" w:eastAsia="Arial" w:hAnsi="Arial" w:cs="Arial"/>
                 <w:b/>
                 <w:bCs/>
                 <w:color w:val="FFFFFF" w:themeColor="background1"/>
-                <w:sz w:val="16"/>
-                <w:szCs w:val="16"/>
+                <w:sz w:val="20"/>
+                <w:szCs w:val="20"/>
                 <w:lang w:eastAsia="pt-BR"/>
               </w:rPr>
             </w:pPr>
             <w:r>
               <w:rPr>
-                <w:rFonts w:ascii="Calibri" w:eastAsia="Times New Roman" w:hAnsi="Calibri" w:cs="Calibri"/>
+                <w:rFonts w:ascii="Arial" w:eastAsia="Arial" w:hAnsi="Arial" w:cs="Arial"/>
                 <w:b/>
                 <w:bCs/>
                 <w:color w:val="FFFFFF" w:themeColor="background1"/>
-                <w:sz w:val="16"/>
-                <w:szCs w:val="16"/>
+                <w:sz w:val="20"/>
+                <w:szCs w:val="20"/>
                 <w:lang w:eastAsia="pt-BR"/>
               </w:rPr>
               <w:t>NOTA</w:t>
@@ -3600,7 +3600,7 @@
             <w:pPr>
               <w:spacing w:before="120" w:after="0" w:line="240" w:lineRule="auto"/>
               <w:rPr>
-                <w:rFonts w:ascii="Arial" w:eastAsia="Times New Roman" w:hAnsi="Arial" w:cs="Arial"/>
+                <w:rFonts w:ascii="Arial" w:eastAsia="Arial" w:hAnsi="Arial" w:cs="Arial"/>
                 <w:b/>
                 <w:bCs/>
                 <w:color w:val="000000"/>
@@ -3611,7 +3611,7 @@
             </w:pPr>
             <w:r>
               <w:rPr>
-                <w:rFonts w:ascii="Arial" w:eastAsia="Times New Roman" w:hAnsi="Arial" w:cs="Arial"/>
+                <w:rFonts w:ascii="Arial" w:eastAsia="Arial" w:hAnsi="Arial" w:cs="Arial"/>
                 <w:b/>
                 <w:bCs/>
                 <w:color w:val="000000"/>
@@ -3652,7 +3652,7 @@
               <w:spacing w:before="120" w:after="0" w:line="240" w:lineRule="auto"/>
               <w:jc w:val="center"/>
               <w:rPr>
-                <w:rFonts w:ascii="Arial" w:eastAsia="Times New Roman" w:hAnsi="Arial" w:cs="Arial"/>
+                <w:rFonts w:ascii="Arial" w:eastAsia="Arial" w:hAnsi="Arial" w:cs="Arial"/>
                 <w:color w:val="000000"/>
                 <w:sz w:val="16"/>
                 <w:szCs w:val="16"/>
@@ -3677,7 +3677,7 @@
             <w:pPr>
               <w:spacing w:before="120" w:after="0" w:line="360" w:lineRule="auto"/>
               <w:rPr>
-                <w:rFonts w:ascii="Arial" w:eastAsia="Times New Roman" w:hAnsi="Arial" w:cs="Arial"/>
+                <w:rFonts w:ascii="Arial" w:eastAsia="Arial" w:hAnsi="Arial" w:cs="Arial"/>
                 <w:color w:val="000000"/>
                 <w:sz w:val="16"/>
                 <w:szCs w:val="16"/>
@@ -3686,7 +3686,7 @@
             </w:pPr>
             <w:r>
               <w:rPr>
-                <w:rFonts w:ascii="Arial" w:eastAsia="Times New Roman" w:hAnsi="Arial" w:cs="Arial"/>
+                <w:rFonts w:ascii="Arial" w:eastAsia="Arial" w:hAnsi="Arial" w:cs="Arial"/>
                 <w:color w:val="000000"/>
                 <w:sz w:val="16"/>
                 <w:szCs w:val="16"/>
@@ -3697,7 +3697,7 @@
             <w:commentRangeStart w:id="2"/>
             <w:r>
               <w:rPr>
-                <w:rFonts w:ascii="Arial" w:eastAsia="Times New Roman" w:hAnsi="Arial" w:cs="Arial"/>
+                <w:rFonts w:ascii="Arial" w:eastAsia="Arial" w:hAnsi="Arial" w:cs="Arial"/>
                 <w:color w:val="000000"/>
                 <w:sz w:val="16"/>
                 <w:szCs w:val="16"/>
@@ -3707,7 +3707,7 @@
             </w:r>
             <w:r>
               <w:rPr>
-                <w:rFonts w:ascii="Arial" w:eastAsia="Times New Roman" w:hAnsi="Arial" w:cs="Arial"/>
+                <w:rFonts w:ascii="Arial" w:eastAsia="Arial" w:hAnsi="Arial" w:cs="Arial"/>
                 <w:color w:val="000000"/>
                 <w:sz w:val="16"/>
                 <w:szCs w:val="16"/>
@@ -3719,7 +3719,7 @@
             <w:r>
               <w:rPr>
                 <w:rStyle w:val="Refdecomentrio"/>
-                <w:rFonts w:ascii="Arial" w:eastAsia="Times New Roman" w:hAnsi="Arial" w:cs="Arial"/>
+                <w:rFonts w:ascii="Arial" w:eastAsia="Arial" w:hAnsi="Arial" w:cs="Arial"/>
                 <w:color w:val="000000"/>
                 <w:lang w:eastAsia="pt-BR"/>
               </w:rPr>
@@ -3735,7 +3735,7 @@
               </w:numPr>
               <w:spacing w:before="120" w:after="0" w:line="360" w:lineRule="auto"/>
               <w:rPr>
-                <w:rFonts w:ascii="Arial" w:eastAsia="Times New Roman" w:hAnsi="Arial" w:cs="Arial"/>
+                <w:rFonts w:ascii="Arial" w:eastAsia="Arial" w:hAnsi="Arial" w:cs="Arial"/>
                 <w:b/>
                 <w:bCs/>
                 <w:color w:val="000000"/>
@@ -3746,7 +3746,7 @@
             </w:pPr>
             <w:r>
               <w:rPr>
-                <w:rFonts w:ascii="Arial" w:eastAsia="Times New Roman" w:hAnsi="Arial" w:cs="Arial"/>
+                <w:rFonts w:ascii="Arial" w:eastAsia="Arial" w:hAnsi="Arial" w:cs="Arial"/>
                 <w:b/>
                 <w:bCs/>
                 <w:color w:val="000000"/>
@@ -3758,7 +3758,7 @@
             </w:r>
             <w:r>
               <w:rPr>
-                <w:rFonts w:ascii="Arial" w:eastAsia="Times New Roman" w:hAnsi="Arial" w:cs="Arial"/>
+                <w:rFonts w:ascii="Arial" w:eastAsia="Arial" w:hAnsi="Arial" w:cs="Arial"/>
                 <w:b/>
                 <w:bCs/>
                 <w:color w:val="000000"/>
@@ -3770,7 +3770,7 @@
             </w:r>
             <w:r>
               <w:rPr>
-                <w:rFonts w:ascii="Arial" w:eastAsia="Times New Roman" w:hAnsi="Arial" w:cs="Arial"/>
+                <w:rFonts w:ascii="Arial" w:eastAsia="Arial" w:hAnsi="Arial" w:cs="Arial"/>
                 <w:b/>
                 <w:bCs/>
                 <w:color w:val="000000"/>
@@ -3782,7 +3782,7 @@
             </w:r>
             <w:r>
               <w:rPr>
-                <w:rFonts w:ascii="Arial" w:eastAsia="Times New Roman" w:hAnsi="Arial" w:cs="Arial"/>
+                <w:rFonts w:ascii="Arial" w:eastAsia="Arial" w:hAnsi="Arial" w:cs="Arial"/>
                 <w:b/>
                 <w:bCs/>
                 <w:color w:val="000000"/>
@@ -3794,7 +3794,7 @@
             </w:r>
             <w:r>
               <w:rPr>
-                <w:rFonts w:ascii="Arial" w:eastAsia="Times New Roman" w:hAnsi="Arial" w:cs="Arial"/>
+                <w:rFonts w:ascii="Arial" w:eastAsia="Arial" w:hAnsi="Arial" w:cs="Arial"/>
                 <w:b/>
                 <w:bCs/>
                 <w:color w:val="000000"/>
@@ -3806,7 +3806,7 @@
             </w:r>
             <w:r>
               <w:rPr>
-                <w:rFonts w:ascii="Arial" w:eastAsia="Times New Roman" w:hAnsi="Arial" w:cs="Arial"/>
+                <w:rFonts w:ascii="Arial" w:eastAsia="Arial" w:hAnsi="Arial" w:cs="Arial"/>
                 <w:b/>
                 <w:bCs/>
                 <w:color w:val="000000"/>
@@ -3818,7 +3818,7 @@
             </w:r>
             <w:r>
               <w:rPr>
-                <w:rFonts w:ascii="Arial" w:eastAsia="Times New Roman" w:hAnsi="Arial" w:cs="Arial"/>
+                <w:rFonts w:ascii="Arial" w:eastAsia="Arial" w:hAnsi="Arial" w:cs="Arial"/>
                 <w:b/>
                 <w:bCs/>
                 <w:color w:val="EE0000"/>
@@ -3839,7 +3839,7 @@
               <w:spacing w:before="120" w:after="0" w:line="360" w:lineRule="auto"/>
               <w:ind w:left="1063"/>
               <w:rPr>
-                <w:rFonts w:ascii="Arial" w:eastAsia="Times New Roman" w:hAnsi="Arial" w:cs="Arial"/>
+                <w:rFonts w:ascii="Arial" w:eastAsia="Arial" w:hAnsi="Arial" w:cs="Arial"/>
                 <w:color w:val="000000"/>
                 <w:sz w:val="16"/>
                 <w:szCs w:val="16"/>
@@ -3848,7 +3848,7 @@
             </w:pPr>
             <w:r>
               <w:rPr>
-                <w:rFonts w:ascii="Arial" w:eastAsia="Times New Roman" w:hAnsi="Arial" w:cs="Arial"/>
+                <w:rFonts w:ascii="Arial" w:eastAsia="Arial" w:hAnsi="Arial" w:cs="Arial"/>
                 <w:color w:val="000000"/>
                 <w:sz w:val="16"/>
                 <w:szCs w:val="16"/>
@@ -3858,7 +3858,7 @@
             </w:r>
             <w:r>
               <w:rPr>
-                <w:rFonts w:ascii="Arial" w:eastAsia="Times New Roman" w:hAnsi="Arial" w:cs="Arial"/>
+                <w:rFonts w:ascii="Arial" w:eastAsia="Arial" w:hAnsi="Arial" w:cs="Arial"/>
                 <w:color w:val="000000"/>
                 <w:sz w:val="16"/>
                 <w:szCs w:val="16"/>
@@ -3877,7 +3877,7 @@
               <w:spacing w:before="120" w:after="0" w:line="360" w:lineRule="auto"/>
               <w:ind w:left="1063"/>
               <w:rPr>
-                <w:rFonts w:ascii="Arial" w:eastAsia="Times New Roman" w:hAnsi="Arial" w:cs="Arial"/>
+                <w:rFonts w:ascii="Arial" w:eastAsia="Arial" w:hAnsi="Arial" w:cs="Arial"/>
                 <w:color w:val="000000"/>
                 <w:sz w:val="16"/>
                 <w:szCs w:val="16"/>
@@ -3886,7 +3886,7 @@
             </w:pPr>
             <w:r>
               <w:rPr>
-                <w:rFonts w:ascii="Arial" w:eastAsia="Times New Roman" w:hAnsi="Arial" w:cs="Arial"/>
+                <w:rFonts w:ascii="Arial" w:eastAsia="Arial" w:hAnsi="Arial" w:cs="Arial"/>
                 <w:color w:val="000000"/>
                 <w:sz w:val="16"/>
                 <w:szCs w:val="16"/>
@@ -3905,7 +3905,7 @@
               <w:spacing w:before="120" w:after="0" w:line="360" w:lineRule="auto"/>
               <w:ind w:left="1063"/>
               <w:rPr>
-                <w:rFonts w:ascii="Arial" w:eastAsia="Times New Roman" w:hAnsi="Arial" w:cs="Arial"/>
+                <w:rFonts w:ascii="Arial" w:eastAsia="Arial" w:hAnsi="Arial" w:cs="Arial"/>
                 <w:color w:val="000000"/>
                 <w:sz w:val="16"/>
                 <w:szCs w:val="16"/>
@@ -3914,7 +3914,7 @@
             </w:pPr>
             <w:r>
               <w:rPr>
-                <w:rFonts w:ascii="Arial" w:eastAsia="Times New Roman" w:hAnsi="Arial" w:cs="Arial"/>
+                <w:rFonts w:ascii="Arial" w:eastAsia="Arial" w:hAnsi="Arial" w:cs="Arial"/>
                 <w:color w:val="000000"/>
                 <w:sz w:val="16"/>
                 <w:szCs w:val="16"/>
@@ -3924,7 +3924,7 @@
             </w:r>
             <w:r>
               <w:rPr>
-                <w:rFonts w:ascii="Arial" w:eastAsia="Times New Roman" w:hAnsi="Arial" w:cs="Arial"/>
+                <w:rFonts w:ascii="Arial" w:eastAsia="Arial" w:hAnsi="Arial" w:cs="Arial"/>
                 <w:color w:val="000000"/>
                 <w:sz w:val="16"/>
                 <w:szCs w:val="16"/>
@@ -3934,7 +3934,7 @@
             </w:r>
             <w:r>
               <w:rPr>
-                <w:rFonts w:ascii="Arial" w:eastAsia="Times New Roman" w:hAnsi="Arial" w:cs="Arial"/>
+                <w:rFonts w:ascii="Arial" w:eastAsia="Arial" w:hAnsi="Arial" w:cs="Arial"/>
                 <w:color w:val="000000"/>
                 <w:sz w:val="16"/>
                 <w:szCs w:val="16"/>
@@ -3953,7 +3953,7 @@
               <w:spacing w:before="120" w:after="0" w:line="360" w:lineRule="auto"/>
               <w:ind w:left="1063"/>
               <w:rPr>
-                <w:rFonts w:ascii="Arial" w:eastAsia="Times New Roman" w:hAnsi="Arial" w:cs="Arial"/>
+                <w:rFonts w:ascii="Arial" w:eastAsia="Arial" w:hAnsi="Arial" w:cs="Arial"/>
                 <w:color w:val="2F5496" w:themeColor="accent5" w:themeShade="BF"/>
                 <w:sz w:val="16"/>
                 <w:szCs w:val="16"/>
@@ -3962,7 +3962,7 @@
             </w:pPr>
             <w:r>
               <w:rPr>
-                <w:rFonts w:ascii="Arial" w:eastAsia="Times New Roman" w:hAnsi="Arial" w:cs="Arial"/>
+                <w:rFonts w:ascii="Arial" w:eastAsia="Arial" w:hAnsi="Arial" w:cs="Arial"/>
                 <w:color w:val="000000"/>
                 <w:sz w:val="16"/>
                 <w:szCs w:val="16"/>
@@ -3972,7 +3972,7 @@
             </w:r>
             <w:r>
               <w:rPr>
-                <w:rFonts w:ascii="Arial" w:eastAsia="Times New Roman" w:hAnsi="Arial" w:cs="Arial"/>
+                <w:rFonts w:ascii="Arial" w:eastAsia="Arial" w:hAnsi="Arial" w:cs="Arial"/>
                 <w:color w:val="EE0000"/>
                 <w:sz w:val="16"/>
                 <w:szCs w:val="16"/>
@@ -3982,7 +3982,7 @@
             </w:r>
             <w:r>
               <w:rPr>
-                <w:rFonts w:ascii="Arial" w:eastAsia="Times New Roman" w:hAnsi="Arial" w:cs="Arial"/>
+                <w:rFonts w:ascii="Arial" w:eastAsia="Arial" w:hAnsi="Arial" w:cs="Arial"/>
                 <w:color w:val="EE0000"/>
                 <w:sz w:val="16"/>
                 <w:szCs w:val="16"/>
@@ -3992,7 +3992,7 @@
             </w:r>
             <w:r>
               <w:rPr>
-                <w:rFonts w:ascii="Arial" w:eastAsia="Times New Roman" w:hAnsi="Arial" w:cs="Arial"/>
+                <w:rFonts w:ascii="Arial" w:eastAsia="Arial" w:hAnsi="Arial" w:cs="Arial"/>
                 <w:color w:val="2F5496" w:themeColor="accent5" w:themeShade="BF"/>
                 <w:sz w:val="16"/>
                 <w:szCs w:val="16"/>
@@ -4010,7 +4010,7 @@
               </w:numPr>
               <w:spacing w:before="120" w:after="0" w:line="360" w:lineRule="auto"/>
               <w:rPr>
-                <w:rFonts w:ascii="Arial" w:eastAsia="Times New Roman" w:hAnsi="Arial" w:cs="Arial"/>
+                <w:rFonts w:ascii="Arial" w:eastAsia="Arial" w:hAnsi="Arial" w:cs="Arial"/>
                 <w:b/>
                 <w:bCs/>
                 <w:color w:val="000000"/>
@@ -4021,7 +4021,7 @@
             </w:pPr>
             <w:r>
               <w:rPr>
-                <w:rFonts w:ascii="Arial" w:eastAsia="Times New Roman" w:hAnsi="Arial" w:cs="Arial"/>
+                <w:rFonts w:ascii="Arial" w:eastAsia="Arial" w:hAnsi="Arial" w:cs="Arial"/>
                 <w:b/>
                 <w:bCs/>
                 <w:color w:val="000000"/>
@@ -4033,7 +4033,7 @@
             </w:r>
             <w:r>
               <w:rPr>
-                <w:rFonts w:ascii="Arial" w:eastAsia="Times New Roman" w:hAnsi="Arial" w:cs="Arial"/>
+                <w:rFonts w:ascii="Arial" w:eastAsia="Arial" w:hAnsi="Arial" w:cs="Arial"/>
                 <w:b/>
                 <w:bCs/>
                 <w:color w:val="000000"/>
@@ -4045,7 +4045,7 @@
             </w:r>
             <w:r>
               <w:rPr>
-                <w:rFonts w:ascii="Arial" w:eastAsia="Times New Roman" w:hAnsi="Arial" w:cs="Arial"/>
+                <w:rFonts w:ascii="Arial" w:eastAsia="Arial" w:hAnsi="Arial" w:cs="Arial"/>
                 <w:b/>
                 <w:bCs/>
                 <w:color w:val="000000"/>
@@ -4057,7 +4057,7 @@
             </w:r>
             <w:r>
               <w:rPr>
-                <w:rFonts w:ascii="Arial" w:eastAsia="Times New Roman" w:hAnsi="Arial" w:cs="Arial"/>
+                <w:rFonts w:ascii="Arial" w:eastAsia="Arial" w:hAnsi="Arial" w:cs="Arial"/>
                 <w:b/>
                 <w:bCs/>
                 <w:color w:val="000000"/>
@@ -4069,7 +4069,7 @@
             </w:r>
             <w:r>
               <w:rPr>
-                <w:rFonts w:ascii="Arial" w:eastAsia="Times New Roman" w:hAnsi="Arial" w:cs="Arial"/>
+                <w:rFonts w:ascii="Arial" w:eastAsia="Arial" w:hAnsi="Arial" w:cs="Arial"/>
                 <w:b/>
                 <w:bCs/>
                 <w:color w:val="EE0000"/>
@@ -4090,7 +4090,7 @@
               <w:spacing w:before="120" w:after="0" w:line="360" w:lineRule="auto"/>
               <w:ind w:left="1063"/>
               <w:rPr>
-                <w:rFonts w:ascii="Arial" w:eastAsia="Times New Roman" w:hAnsi="Arial" w:cs="Arial"/>
+                <w:rFonts w:ascii="Arial" w:eastAsia="Arial" w:hAnsi="Arial" w:cs="Arial"/>
                 <w:color w:val="000000"/>
                 <w:sz w:val="16"/>
                 <w:szCs w:val="16"/>
@@ -4099,7 +4099,7 @@
             </w:pPr>
             <w:r>
               <w:rPr>
-                <w:rFonts w:ascii="Arial" w:eastAsia="Times New Roman" w:hAnsi="Arial" w:cs="Arial"/>
+                <w:rFonts w:ascii="Arial" w:eastAsia="Arial" w:hAnsi="Arial" w:cs="Arial"/>
                 <w:color w:val="000000"/>
                 <w:sz w:val="16"/>
                 <w:szCs w:val="16"/>
@@ -4109,7 +4109,7 @@
             </w:r>
             <w:r>
               <w:rPr>
-                <w:rFonts w:ascii="Arial" w:eastAsia="Times New Roman" w:hAnsi="Arial" w:cs="Arial"/>
+                <w:rFonts w:ascii="Arial" w:eastAsia="Arial" w:hAnsi="Arial" w:cs="Arial"/>
                 <w:color w:val="000000"/>
                 <w:sz w:val="16"/>
                 <w:szCs w:val="16"/>
@@ -4119,7 +4119,7 @@
             </w:r>
             <w:r>
               <w:rPr>
-                <w:rFonts w:ascii="Arial" w:eastAsia="Times New Roman" w:hAnsi="Arial" w:cs="Arial"/>
+                <w:rFonts w:ascii="Arial" w:eastAsia="Arial" w:hAnsi="Arial" w:cs="Arial"/>
                 <w:color w:val="000000"/>
                 <w:sz w:val="16"/>
                 <w:szCs w:val="16"/>
@@ -4138,7 +4138,7 @@
               <w:spacing w:before="120" w:after="0" w:line="360" w:lineRule="auto"/>
               <w:ind w:left="1063"/>
               <w:rPr>
-                <w:rFonts w:ascii="Arial" w:eastAsia="Times New Roman" w:hAnsi="Arial" w:cs="Arial"/>
+                <w:rFonts w:ascii="Arial" w:eastAsia="Arial" w:hAnsi="Arial" w:cs="Arial"/>
                 <w:color w:val="000000"/>
                 <w:sz w:val="16"/>
                 <w:szCs w:val="16"/>
@@ -4147,7 +4147,7 @@
             </w:pPr>
             <w:r>
               <w:rPr>
-                <w:rFonts w:ascii="Arial" w:eastAsia="Times New Roman" w:hAnsi="Arial" w:cs="Arial"/>
+                <w:rFonts w:ascii="Arial" w:eastAsia="Arial" w:hAnsi="Arial" w:cs="Arial"/>
                 <w:color w:val="000000"/>
                 <w:sz w:val="16"/>
                 <w:szCs w:val="16"/>
@@ -4166,7 +4166,7 @@
               <w:spacing w:before="120" w:after="0" w:line="360" w:lineRule="auto"/>
               <w:ind w:left="1063"/>
               <w:rPr>
-                <w:rFonts w:ascii="Arial" w:eastAsia="Times New Roman" w:hAnsi="Arial" w:cs="Arial"/>
+                <w:rFonts w:ascii="Arial" w:eastAsia="Arial" w:hAnsi="Arial" w:cs="Arial"/>
                 <w:color w:val="000000"/>
                 <w:sz w:val="16"/>
                 <w:szCs w:val="16"/>
@@ -4175,7 +4175,7 @@
             </w:pPr>
             <w:r>
               <w:rPr>
-                <w:rFonts w:ascii="Arial" w:eastAsia="Times New Roman" w:hAnsi="Arial" w:cs="Arial"/>
+                <w:rFonts w:ascii="Arial" w:eastAsia="Arial" w:hAnsi="Arial" w:cs="Arial"/>
                 <w:color w:val="000000"/>
                 <w:sz w:val="16"/>
                 <w:szCs w:val="16"/>
@@ -4185,7 +4185,7 @@
             </w:r>
             <w:r>
               <w:rPr>
-                <w:rFonts w:ascii="Arial" w:eastAsia="Times New Roman" w:hAnsi="Arial" w:cs="Arial"/>
+                <w:rFonts w:ascii="Arial" w:eastAsia="Arial" w:hAnsi="Arial" w:cs="Arial"/>
                 <w:color w:val="000000"/>
                 <w:sz w:val="16"/>
                 <w:szCs w:val="16"/>
@@ -4195,7 +4195,7 @@
             </w:r>
             <w:r>
               <w:rPr>
-                <w:rFonts w:ascii="Arial" w:eastAsia="Times New Roman" w:hAnsi="Arial" w:cs="Arial"/>
+                <w:rFonts w:ascii="Arial" w:eastAsia="Arial" w:hAnsi="Arial" w:cs="Arial"/>
                 <w:color w:val="000000"/>
                 <w:sz w:val="16"/>
                 <w:szCs w:val="16"/>
@@ -4214,7 +4214,7 @@
               <w:spacing w:before="120" w:after="0" w:line="360" w:lineRule="auto"/>
               <w:ind w:left="1063"/>
               <w:rPr>
-                <w:rFonts w:ascii="Arial" w:eastAsia="Times New Roman" w:hAnsi="Arial" w:cs="Arial"/>
+                <w:rFonts w:ascii="Arial" w:eastAsia="Arial" w:hAnsi="Arial" w:cs="Arial"/>
                 <w:color w:val="2F5496" w:themeColor="accent5" w:themeShade="BF"/>
                 <w:sz w:val="16"/>
                 <w:szCs w:val="16"/>
@@ -4223,7 +4223,7 @@
             </w:pPr>
             <w:r>
               <w:rPr>
-                <w:rFonts w:ascii="Arial" w:eastAsia="Times New Roman" w:hAnsi="Arial" w:cs="Arial"/>
+                <w:rFonts w:ascii="Arial" w:eastAsia="Arial" w:hAnsi="Arial" w:cs="Arial"/>
                 <w:color w:val="000000"/>
                 <w:sz w:val="16"/>
                 <w:szCs w:val="16"/>
@@ -4233,7 +4233,7 @@
             </w:r>
             <w:r>
               <w:rPr>
-                <w:rFonts w:ascii="Arial" w:eastAsia="Times New Roman" w:hAnsi="Arial" w:cs="Arial"/>
+                <w:rFonts w:ascii="Arial" w:eastAsia="Arial" w:hAnsi="Arial" w:cs="Arial"/>
                 <w:color w:val="EE0000"/>
                 <w:sz w:val="16"/>
                 <w:szCs w:val="16"/>
@@ -4243,7 +4243,7 @@
             </w:r>
             <w:r>
               <w:rPr>
-                <w:rFonts w:ascii="Arial" w:eastAsia="Times New Roman" w:hAnsi="Arial" w:cs="Arial"/>
+                <w:rFonts w:ascii="Arial" w:eastAsia="Arial" w:hAnsi="Arial" w:cs="Arial"/>
                 <w:color w:val="EE0000"/>
                 <w:sz w:val="16"/>
                 <w:szCs w:val="16"/>
@@ -4253,7 +4253,7 @@
             </w:r>
             <w:r>
               <w:rPr>
-                <w:rFonts w:ascii="Arial" w:eastAsia="Times New Roman" w:hAnsi="Arial" w:cs="Arial"/>
+                <w:rFonts w:ascii="Arial" w:eastAsia="Arial" w:hAnsi="Arial" w:cs="Arial"/>
                 <w:color w:val="2F5496" w:themeColor="accent5" w:themeShade="BF"/>
                 <w:sz w:val="16"/>
                 <w:szCs w:val="16"/>
@@ -4271,7 +4271,7 @@
               </w:numPr>
               <w:spacing w:before="120" w:after="0" w:line="360" w:lineRule="auto"/>
               <w:rPr>
-                <w:rFonts w:ascii="Arial" w:eastAsia="Times New Roman" w:hAnsi="Arial" w:cs="Arial"/>
+                <w:rFonts w:ascii="Arial" w:eastAsia="Arial" w:hAnsi="Arial" w:cs="Arial"/>
                 <w:b/>
                 <w:bCs/>
                 <w:color w:val="000000"/>
@@ -4282,7 +4282,7 @@
             </w:pPr>
             <w:r>
               <w:rPr>
-                <w:rFonts w:ascii="Arial" w:eastAsia="Times New Roman" w:hAnsi="Arial" w:cs="Arial"/>
+                <w:rFonts w:ascii="Arial" w:eastAsia="Arial" w:hAnsi="Arial" w:cs="Arial"/>
                 <w:b/>
                 <w:bCs/>
                 <w:color w:val="000000"/>
@@ -4294,7 +4294,7 @@
             </w:r>
             <w:r>
               <w:rPr>
-                <w:rFonts w:ascii="Arial" w:eastAsia="Times New Roman" w:hAnsi="Arial" w:cs="Arial"/>
+                <w:rFonts w:ascii="Arial" w:eastAsia="Arial" w:hAnsi="Arial" w:cs="Arial"/>
                 <w:b/>
                 <w:bCs/>
                 <w:color w:val="000000"/>
@@ -4306,7 +4306,7 @@
             </w:r>
             <w:r>
               <w:rPr>
-                <w:rFonts w:ascii="Arial" w:eastAsia="Times New Roman" w:hAnsi="Arial" w:cs="Arial"/>
+                <w:rFonts w:ascii="Arial" w:eastAsia="Arial" w:hAnsi="Arial" w:cs="Arial"/>
                 <w:b/>
                 <w:bCs/>
                 <w:color w:val="000000"/>
@@ -4318,7 +4318,7 @@
             </w:r>
             <w:r>
               <w:rPr>
-                <w:rFonts w:ascii="Arial" w:eastAsia="Times New Roman" w:hAnsi="Arial" w:cs="Arial"/>
+                <w:rFonts w:ascii="Arial" w:eastAsia="Arial" w:hAnsi="Arial" w:cs="Arial"/>
                 <w:b/>
                 <w:bCs/>
                 <w:color w:val="000000"/>
@@ -4330,7 +4330,7 @@
             </w:r>
             <w:r>
               <w:rPr>
-                <w:rFonts w:ascii="Arial" w:eastAsia="Times New Roman" w:hAnsi="Arial" w:cs="Arial"/>
+                <w:rFonts w:ascii="Arial" w:eastAsia="Arial" w:hAnsi="Arial" w:cs="Arial"/>
                 <w:b/>
                 <w:bCs/>
                 <w:color w:val="000000"/>
@@ -4342,7 +4342,7 @@
             </w:r>
             <w:r>
               <w:rPr>
-                <w:rFonts w:ascii="Arial" w:eastAsia="Times New Roman" w:hAnsi="Arial" w:cs="Arial"/>
+                <w:rFonts w:ascii="Arial" w:eastAsia="Arial" w:hAnsi="Arial" w:cs="Arial"/>
                 <w:b/>
                 <w:bCs/>
                 <w:color w:val="000000"/>
@@ -4363,7 +4363,7 @@
               <w:spacing w:before="120" w:after="0" w:line="360" w:lineRule="auto"/>
               <w:ind w:left="1063"/>
               <w:rPr>
-                <w:rFonts w:ascii="Arial" w:eastAsia="Times New Roman" w:hAnsi="Arial" w:cs="Arial"/>
+                <w:rFonts w:ascii="Arial" w:eastAsia="Arial" w:hAnsi="Arial" w:cs="Arial"/>
                 <w:color w:val="000000"/>
                 <w:sz w:val="16"/>
                 <w:szCs w:val="16"/>
@@ -4372,7 +4372,7 @@
             </w:pPr>
             <w:r>
               <w:rPr>
-                <w:rFonts w:ascii="Arial" w:eastAsia="Times New Roman" w:hAnsi="Arial" w:cs="Arial"/>
+                <w:rFonts w:ascii="Arial" w:eastAsia="Arial" w:hAnsi="Arial" w:cs="Arial"/>
                 <w:color w:val="000000"/>
                 <w:sz w:val="16"/>
                 <w:szCs w:val="16"/>
@@ -4391,7 +4391,7 @@
               <w:spacing w:before="120" w:after="0" w:line="360" w:lineRule="auto"/>
               <w:ind w:left="1063"/>
               <w:rPr>
-                <w:rFonts w:ascii="Arial" w:eastAsia="Times New Roman" w:hAnsi="Arial" w:cs="Arial"/>
+                <w:rFonts w:ascii="Arial" w:eastAsia="Arial" w:hAnsi="Arial" w:cs="Arial"/>
                 <w:color w:val="000000"/>
                 <w:sz w:val="16"/>
                 <w:szCs w:val="16"/>
@@ -4400,7 +4400,7 @@
             </w:pPr>
             <w:r>
               <w:rPr>
-                <w:rFonts w:ascii="Arial" w:eastAsia="Times New Roman" w:hAnsi="Arial" w:cs="Arial"/>
+                <w:rFonts w:ascii="Arial" w:eastAsia="Arial" w:hAnsi="Arial" w:cs="Arial"/>
                 <w:color w:val="000000"/>
                 <w:sz w:val="16"/>
                 <w:szCs w:val="16"/>
@@ -4410,7 +4410,7 @@
             </w:r>
             <w:r>
               <w:rPr>
-                <w:rFonts w:ascii="Arial" w:eastAsia="Times New Roman" w:hAnsi="Arial" w:cs="Arial"/>
+                <w:rFonts w:ascii="Arial" w:eastAsia="Arial" w:hAnsi="Arial" w:cs="Arial"/>
                 <w:color w:val="000000"/>
                 <w:sz w:val="16"/>
                 <w:szCs w:val="16"/>
@@ -4429,7 +4429,7 @@
               <w:spacing w:before="120" w:after="0" w:line="360" w:lineRule="auto"/>
               <w:ind w:left="1063"/>
               <w:rPr>
-                <w:rFonts w:ascii="Arial" w:eastAsia="Times New Roman" w:hAnsi="Arial" w:cs="Arial"/>
+                <w:rFonts w:ascii="Arial" w:eastAsia="Arial" w:hAnsi="Arial" w:cs="Arial"/>
                 <w:color w:val="000000"/>
                 <w:sz w:val="16"/>
                 <w:szCs w:val="16"/>
@@ -4438,7 +4438,7 @@
             </w:pPr>
             <w:r>
               <w:rPr>
-                <w:rFonts w:ascii="Arial" w:eastAsia="Times New Roman" w:hAnsi="Arial" w:cs="Arial"/>
+                <w:rFonts w:ascii="Arial" w:eastAsia="Arial" w:hAnsi="Arial" w:cs="Arial"/>
                 <w:color w:val="000000"/>
                 <w:sz w:val="16"/>
                 <w:szCs w:val="16"/>
@@ -4457,7 +4457,7 @@
               <w:spacing w:before="120" w:after="0" w:line="360" w:lineRule="auto"/>
               <w:ind w:left="1063"/>
               <w:rPr>
-                <w:rFonts w:ascii="Arial" w:eastAsia="Times New Roman" w:hAnsi="Arial" w:cs="Arial"/>
+                <w:rFonts w:ascii="Arial" w:eastAsia="Arial" w:hAnsi="Arial" w:cs="Arial"/>
                 <w:color w:val="000000"/>
                 <w:sz w:val="16"/>
                 <w:szCs w:val="16"/>
@@ -4466,7 +4466,7 @@
             </w:pPr>
             <w:r>
               <w:rPr>
-                <w:rFonts w:ascii="Arial" w:eastAsia="Times New Roman" w:hAnsi="Arial" w:cs="Arial"/>
+                <w:rFonts w:ascii="Arial" w:eastAsia="Arial" w:hAnsi="Arial" w:cs="Arial"/>
                 <w:color w:val="000000"/>
                 <w:sz w:val="16"/>
                 <w:szCs w:val="16"/>
@@ -4485,7 +4485,7 @@
               <w:spacing w:before="120" w:after="0" w:line="360" w:lineRule="auto"/>
               <w:ind w:left="1063"/>
               <w:rPr>
-                <w:rFonts w:ascii="Arial" w:eastAsia="Times New Roman" w:hAnsi="Arial" w:cs="Arial"/>
+                <w:rFonts w:ascii="Arial" w:eastAsia="Arial" w:hAnsi="Arial" w:cs="Arial"/>
                 <w:color w:val="2F5496" w:themeColor="accent5" w:themeShade="BF"/>
                 <w:sz w:val="16"/>
                 <w:szCs w:val="16"/>
@@ -4494,7 +4494,7 @@
             </w:pPr>
             <w:r>
               <w:rPr>
-                <w:rFonts w:ascii="Arial" w:eastAsia="Times New Roman" w:hAnsi="Arial" w:cs="Arial"/>
+                <w:rFonts w:ascii="Arial" w:eastAsia="Arial" w:hAnsi="Arial" w:cs="Arial"/>
                 <w:color w:val="000000"/>
                 <w:sz w:val="16"/>
                 <w:szCs w:val="16"/>
@@ -4504,7 +4504,7 @@
             </w:r>
             <w:r>
               <w:rPr>
-                <w:rFonts w:ascii="Arial" w:eastAsia="Times New Roman" w:hAnsi="Arial" w:cs="Arial"/>
+                <w:rFonts w:ascii="Arial" w:eastAsia="Arial" w:hAnsi="Arial" w:cs="Arial"/>
                 <w:color w:val="EE0000"/>
                 <w:sz w:val="16"/>
                 <w:szCs w:val="16"/>
@@ -4514,7 +4514,7 @@
             </w:r>
             <w:r>
               <w:rPr>
-                <w:rFonts w:ascii="Arial" w:eastAsia="Times New Roman" w:hAnsi="Arial" w:cs="Arial"/>
+                <w:rFonts w:ascii="Arial" w:eastAsia="Arial" w:hAnsi="Arial" w:cs="Arial"/>
                 <w:color w:val="EE0000"/>
                 <w:sz w:val="16"/>
                 <w:szCs w:val="16"/>
@@ -4524,7 +4524,7 @@
             </w:r>
             <w:r>
               <w:rPr>
-                <w:rFonts w:ascii="Arial" w:eastAsia="Times New Roman" w:hAnsi="Arial" w:cs="Arial"/>
+                <w:rFonts w:ascii="Arial" w:eastAsia="Arial" w:hAnsi="Arial" w:cs="Arial"/>
                 <w:color w:val="2F5496" w:themeColor="accent5" w:themeShade="BF"/>
                 <w:sz w:val="16"/>
                 <w:szCs w:val="16"/>
@@ -4542,7 +4542,7 @@
               </w:numPr>
               <w:spacing w:before="120" w:after="0" w:line="360" w:lineRule="auto"/>
               <w:rPr>
-                <w:rFonts w:ascii="Arial" w:eastAsia="Times New Roman" w:hAnsi="Arial" w:cs="Arial"/>
+                <w:rFonts w:ascii="Arial" w:eastAsia="Arial" w:hAnsi="Arial" w:cs="Arial"/>
                 <w:b/>
                 <w:bCs/>
                 <w:color w:val="000000"/>
@@ -4553,7 +4553,7 @@
             </w:pPr>
             <w:r>
               <w:rPr>
-                <w:rFonts w:ascii="Arial" w:eastAsia="Times New Roman" w:hAnsi="Arial" w:cs="Arial"/>
+                <w:rFonts w:ascii="Arial" w:eastAsia="Arial" w:hAnsi="Arial" w:cs="Arial"/>
                 <w:b/>
                 <w:bCs/>
                 <w:color w:val="000000"/>
@@ -4565,7 +4565,7 @@
             </w:r>
             <w:r>
               <w:rPr>
-                <w:rFonts w:ascii="Arial" w:eastAsia="Times New Roman" w:hAnsi="Arial" w:cs="Arial"/>
+                <w:rFonts w:ascii="Arial" w:eastAsia="Arial" w:hAnsi="Arial" w:cs="Arial"/>
                 <w:b/>
                 <w:bCs/>
                 <w:color w:val="000000"/>
@@ -4577,7 +4577,7 @@
             </w:r>
             <w:r>
               <w:rPr>
-                <w:rFonts w:ascii="Arial" w:eastAsia="Times New Roman" w:hAnsi="Arial" w:cs="Arial"/>
+                <w:rFonts w:ascii="Arial" w:eastAsia="Arial" w:hAnsi="Arial" w:cs="Arial"/>
                 <w:b/>
                 <w:bCs/>
                 <w:color w:val="000000"/>
@@ -4589,7 +4589,7 @@
             </w:r>
             <w:r>
               <w:rPr>
-                <w:rFonts w:ascii="Arial" w:eastAsia="Times New Roman" w:hAnsi="Arial" w:cs="Arial"/>
+                <w:rFonts w:ascii="Arial" w:eastAsia="Arial" w:hAnsi="Arial" w:cs="Arial"/>
                 <w:b/>
                 <w:bCs/>
                 <w:color w:val="000000"/>
@@ -4601,7 +4601,7 @@
             </w:r>
             <w:r>
               <w:rPr>
-                <w:rFonts w:ascii="Arial" w:eastAsia="Times New Roman" w:hAnsi="Arial" w:cs="Arial"/>
+                <w:rFonts w:ascii="Arial" w:eastAsia="Arial" w:hAnsi="Arial" w:cs="Arial"/>
                 <w:b/>
                 <w:bCs/>
                 <w:color w:val="000000"/>
@@ -4622,7 +4622,7 @@
               <w:spacing w:before="120" w:after="0" w:line="360" w:lineRule="auto"/>
               <w:ind w:left="1063"/>
               <w:rPr>
-                <w:rFonts w:ascii="Arial" w:eastAsia="Times New Roman" w:hAnsi="Arial" w:cs="Arial"/>
+                <w:rFonts w:ascii="Arial" w:eastAsia="Arial" w:hAnsi="Arial" w:cs="Arial"/>
                 <w:color w:val="000000"/>
                 <w:sz w:val="16"/>
                 <w:szCs w:val="16"/>
@@ -4631,7 +4631,7 @@
             </w:pPr>
             <w:r>
               <w:rPr>
-                <w:rFonts w:ascii="Arial" w:eastAsia="Times New Roman" w:hAnsi="Arial" w:cs="Arial"/>
+                <w:rFonts w:ascii="Arial" w:eastAsia="Arial" w:hAnsi="Arial" w:cs="Arial"/>
                 <w:color w:val="000000"/>
                 <w:sz w:val="16"/>
                 <w:szCs w:val="16"/>
@@ -4641,7 +4641,7 @@
             </w:r>
             <w:r>
               <w:rPr>
-                <w:rFonts w:ascii="Arial" w:eastAsia="Times New Roman" w:hAnsi="Arial" w:cs="Arial"/>
+                <w:rFonts w:ascii="Arial" w:eastAsia="Arial" w:hAnsi="Arial" w:cs="Arial"/>
                 <w:color w:val="000000"/>
                 <w:sz w:val="16"/>
                 <w:szCs w:val="16"/>
@@ -4660,7 +4660,7 @@
               <w:spacing w:before="120" w:after="0" w:line="360" w:lineRule="auto"/>
               <w:ind w:left="1063"/>
               <w:rPr>
-                <w:rFonts w:ascii="Arial" w:eastAsia="Times New Roman" w:hAnsi="Arial" w:cs="Arial"/>
+                <w:rFonts w:ascii="Arial" w:eastAsia="Arial" w:hAnsi="Arial" w:cs="Arial"/>
                 <w:color w:val="000000"/>
                 <w:sz w:val="16"/>
                 <w:szCs w:val="16"/>
@@ -4669,7 +4669,7 @@
             </w:pPr>
             <w:r>
               <w:rPr>
-                <w:rFonts w:ascii="Arial" w:eastAsia="Times New Roman" w:hAnsi="Arial" w:cs="Arial"/>
+                <w:rFonts w:ascii="Arial" w:eastAsia="Arial" w:hAnsi="Arial" w:cs="Arial"/>
                 <w:color w:val="000000"/>
                 <w:sz w:val="16"/>
                 <w:szCs w:val="16"/>
@@ -4688,7 +4688,7 @@
               <w:spacing w:before="120" w:after="0" w:line="360" w:lineRule="auto"/>
               <w:ind w:left="1063"/>
               <w:rPr>
-                <w:rFonts w:ascii="Arial" w:eastAsia="Times New Roman" w:hAnsi="Arial" w:cs="Arial"/>
+                <w:rFonts w:ascii="Arial" w:eastAsia="Arial" w:hAnsi="Arial" w:cs="Arial"/>
                 <w:color w:val="000000"/>
                 <w:sz w:val="16"/>
                 <w:szCs w:val="16"/>
@@ -4697,7 +4697,7 @@
             </w:pPr>
             <w:r>
               <w:rPr>
-                <w:rFonts w:ascii="Arial" w:eastAsia="Times New Roman" w:hAnsi="Arial" w:cs="Arial"/>
+                <w:rFonts w:ascii="Arial" w:eastAsia="Arial" w:hAnsi="Arial" w:cs="Arial"/>
                 <w:color w:val="000000"/>
                 <w:sz w:val="16"/>
                 <w:szCs w:val="16"/>
@@ -4707,7 +4707,7 @@
             </w:r>
             <w:r>
               <w:rPr>
-                <w:rFonts w:ascii="Arial" w:eastAsia="Times New Roman" w:hAnsi="Arial" w:cs="Arial"/>
+                <w:rFonts w:ascii="Arial" w:eastAsia="Arial" w:hAnsi="Arial" w:cs="Arial"/>
                 <w:color w:val="000000"/>
                 <w:sz w:val="16"/>
                 <w:szCs w:val="16"/>
@@ -4726,7 +4726,7 @@
               <w:spacing w:before="120" w:after="0" w:line="360" w:lineRule="auto"/>
               <w:ind w:left="1063"/>
               <w:rPr>
-                <w:rFonts w:ascii="Arial" w:eastAsia="Times New Roman" w:hAnsi="Arial" w:cs="Arial"/>
+                <w:rFonts w:ascii="Arial" w:eastAsia="Arial" w:hAnsi="Arial" w:cs="Arial"/>
                 <w:color w:val="000000"/>
                 <w:sz w:val="16"/>
                 <w:szCs w:val="16"/>
@@ -4735,7 +4735,7 @@
             </w:pPr>
             <w:r>
               <w:rPr>
-                <w:rFonts w:ascii="Arial" w:eastAsia="Times New Roman" w:hAnsi="Arial" w:cs="Arial"/>
+                <w:rFonts w:ascii="Arial" w:eastAsia="Arial" w:hAnsi="Arial" w:cs="Arial"/>
                 <w:color w:val="000000"/>
                 <w:sz w:val="16"/>
                 <w:szCs w:val="16"/>
@@ -4754,7 +4754,7 @@
               <w:spacing w:before="120" w:after="0" w:line="360" w:lineRule="auto"/>
               <w:ind w:left="1063"/>
               <w:rPr>
-                <w:rFonts w:ascii="Arial" w:eastAsia="Times New Roman" w:hAnsi="Arial" w:cs="Arial"/>
+                <w:rFonts w:ascii="Arial" w:eastAsia="Arial" w:hAnsi="Arial" w:cs="Arial"/>
                 <w:color w:val="000000"/>
                 <w:sz w:val="16"/>
                 <w:szCs w:val="16"/>
@@ -4763,7 +4763,7 @@
             </w:pPr>
             <w:r>
               <w:rPr>
-                <w:rFonts w:ascii="Arial" w:eastAsia="Times New Roman" w:hAnsi="Arial" w:cs="Arial"/>
+                <w:rFonts w:ascii="Arial" w:eastAsia="Arial" w:hAnsi="Arial" w:cs="Arial"/>
                 <w:color w:val="000000"/>
                 <w:sz w:val="16"/>
                 <w:szCs w:val="16"/>
@@ -4773,7 +4773,7 @@
             </w:r>
             <w:r>
               <w:rPr>
-                <w:rFonts w:ascii="Arial" w:eastAsia="Times New Roman" w:hAnsi="Arial" w:cs="Arial"/>
+                <w:rFonts w:ascii="Arial" w:eastAsia="Arial" w:hAnsi="Arial" w:cs="Arial"/>
                 <w:color w:val="EE0000"/>
                 <w:sz w:val="16"/>
                 <w:szCs w:val="16"/>
@@ -4792,7 +4792,7 @@
               <w:spacing w:before="120" w:after="0" w:line="360" w:lineRule="auto"/>
               <w:ind w:left="1063"/>
               <w:rPr>
-                <w:rFonts w:ascii="Arial" w:eastAsia="Times New Roman" w:hAnsi="Arial" w:cs="Arial"/>
+                <w:rFonts w:ascii="Arial" w:eastAsia="Arial" w:hAnsi="Arial" w:cs="Arial"/>
                 <w:color w:val="2F5496" w:themeColor="accent5" w:themeShade="BF"/>
                 <w:sz w:val="16"/>
                 <w:szCs w:val="16"/>
@@ -4801,7 +4801,7 @@
             </w:pPr>
             <w:r>
               <w:rPr>
-                <w:rFonts w:ascii="Arial" w:eastAsia="Times New Roman" w:hAnsi="Arial" w:cs="Arial"/>
+                <w:rFonts w:ascii="Arial" w:eastAsia="Arial" w:hAnsi="Arial" w:cs="Arial"/>
                 <w:color w:val="000000"/>
                 <w:sz w:val="16"/>
                 <w:szCs w:val="16"/>
@@ -4811,7 +4811,7 @@
             </w:r>
             <w:r>
               <w:rPr>
-                <w:rFonts w:ascii="Arial" w:eastAsia="Times New Roman" w:hAnsi="Arial" w:cs="Arial"/>
+                <w:rFonts w:ascii="Arial" w:eastAsia="Arial" w:hAnsi="Arial" w:cs="Arial"/>
                 <w:color w:val="EE0000"/>
                 <w:sz w:val="16"/>
                 <w:szCs w:val="16"/>
@@ -4821,7 +4821,7 @@
             </w:r>
             <w:r>
               <w:rPr>
-                <w:rFonts w:ascii="Arial" w:eastAsia="Times New Roman" w:hAnsi="Arial" w:cs="Arial"/>
+                <w:rFonts w:ascii="Arial" w:eastAsia="Arial" w:hAnsi="Arial" w:cs="Arial"/>
                 <w:color w:val="EE0000"/>
                 <w:sz w:val="16"/>
                 <w:szCs w:val="16"/>
@@ -4831,7 +4831,7 @@
             </w:r>
             <w:r>
               <w:rPr>
-                <w:rFonts w:ascii="Arial" w:eastAsia="Times New Roman" w:hAnsi="Arial" w:cs="Arial"/>
+                <w:rFonts w:ascii="Arial" w:eastAsia="Arial" w:hAnsi="Arial" w:cs="Arial"/>
                 <w:color w:val="2F5496" w:themeColor="accent5" w:themeShade="BF"/>
                 <w:sz w:val="16"/>
                 <w:szCs w:val="16"/>
@@ -4845,7 +4845,7 @@
               <w:pStyle w:val="PargrafodaLista"/>
               <w:spacing w:before="120" w:after="0" w:line="360" w:lineRule="auto"/>
               <w:rPr>
-                <w:rFonts w:ascii="Arial" w:eastAsia="Times New Roman" w:hAnsi="Arial" w:cs="Arial"/>
+                <w:rFonts w:ascii="Arial" w:eastAsia="Arial" w:hAnsi="Arial" w:cs="Arial"/>
                 <w:color w:val="000000"/>
                 <w:sz w:val="16"/>
                 <w:szCs w:val="16"/>
@@ -4871,7 +4871,7 @@
               <w:spacing w:before="100" w:beforeAutospacing="1" w:after="3840" w:line="240" w:lineRule="auto"/>
               <w:jc w:val="both"/>
               <w:rPr>
-                <w:rFonts w:ascii="Arial" w:eastAsia="Times New Roman" w:hAnsi="Arial" w:cs="Arial"/>
+                <w:rFonts w:ascii="Arial" w:eastAsia="Arial" w:hAnsi="Arial" w:cs="Arial"/>
                 <w:color w:val="000000"/>
                 <w:sz w:val="16"/>
                 <w:szCs w:val="16"/>
@@ -4880,7 +4880,7 @@
             </w:pPr>
             <w:r>
               <w:rPr>
-                <w:rFonts w:ascii="Arial" w:eastAsia="Times New Roman" w:hAnsi="Arial" w:cs="Arial"/>
+                <w:rFonts w:ascii="Arial" w:eastAsia="Arial" w:hAnsi="Arial" w:cs="Arial"/>
                 <w:color w:val="000000"/>
                 <w:sz w:val="16"/>
                 <w:szCs w:val="16"/>
@@ -4979,23 +4979,23 @@
               <w:spacing w:after="0" w:line="240" w:lineRule="auto"/>
               <w:jc w:val="center"/>
               <w:rPr>
-                <w:rFonts w:ascii="Calibri" w:eastAsia="Times New Roman" w:hAnsi="Calibri" w:cs="Calibri"/>
+                <w:rFonts w:ascii="Arial" w:eastAsia="Arial" w:hAnsi="Arial" w:cs="Arial"/>
                 <w:b/>
                 <w:bCs/>
                 <w:color w:val="FFFFFF" w:themeColor="background1"/>
-                <w:sz w:val="16"/>
-                <w:szCs w:val="16"/>
+                <w:sz w:val="20"/>
+                <w:szCs w:val="20"/>
                 <w:lang w:eastAsia="pt-BR"/>
               </w:rPr>
             </w:pPr>
             <w:r>
               <w:rPr>
-                <w:rFonts w:ascii="Calibri" w:eastAsia="Times New Roman" w:hAnsi="Calibri" w:cs="Calibri"/>
+                <w:rFonts w:ascii="Arial" w:eastAsia="Arial" w:hAnsi="Arial" w:cs="Arial"/>
                 <w:b/>
                 <w:bCs/>
                 <w:color w:val="FFFFFF" w:themeColor="background1"/>
-                <w:sz w:val="16"/>
-                <w:szCs w:val="16"/>
+                <w:sz w:val="20"/>
+                <w:szCs w:val="20"/>
                 <w:lang w:eastAsia="pt-BR"/>
               </w:rPr>
               <w:t>Item</w:t>
@@ -5021,23 +5021,23 @@
               <w:spacing w:after="0" w:line="240" w:lineRule="auto"/>
               <w:jc w:val="center"/>
               <w:rPr>
-                <w:rFonts w:ascii="Calibri" w:eastAsia="Times New Roman" w:hAnsi="Calibri" w:cs="Calibri"/>
+                <w:rFonts w:ascii="Arial" w:eastAsia="Arial" w:hAnsi="Arial" w:cs="Arial"/>
                 <w:b/>
                 <w:bCs/>
                 <w:color w:val="FFFFFF" w:themeColor="background1"/>
-                <w:sz w:val="18"/>
-                <w:szCs w:val="18"/>
+                <w:sz w:val="20"/>
+                <w:szCs w:val="20"/>
                 <w:lang w:eastAsia="pt-BR"/>
               </w:rPr>
             </w:pPr>
             <w:r>
               <w:rPr>
-                <w:rFonts w:ascii="Calibri" w:eastAsia="Times New Roman" w:hAnsi="Calibri" w:cs="Calibri"/>
+                <w:rFonts w:ascii="Arial" w:eastAsia="Arial" w:hAnsi="Arial" w:cs="Arial"/>
                 <w:b/>
                 <w:bCs/>
                 <w:color w:val="FFFFFF" w:themeColor="background1"/>
-                <w:sz w:val="18"/>
-                <w:szCs w:val="18"/>
+                <w:sz w:val="20"/>
+                <w:szCs w:val="20"/>
                 <w:lang w:eastAsia="pt-BR"/>
               </w:rPr>
               <w:t>ESCOPO</w:t>
@@ -5063,23 +5063,23 @@
               <w:spacing w:after="0" w:line="240" w:lineRule="auto"/>
               <w:jc w:val="center"/>
               <w:rPr>
-                <w:rFonts w:ascii="Calibri" w:eastAsia="Times New Roman" w:hAnsi="Calibri" w:cs="Calibri"/>
+                <w:rFonts w:ascii="Arial" w:eastAsia="Arial" w:hAnsi="Arial" w:cs="Arial"/>
                 <w:b/>
                 <w:bCs/>
                 <w:color w:val="FFFFFF" w:themeColor="background1"/>
-                <w:sz w:val="16"/>
-                <w:szCs w:val="16"/>
+                <w:sz w:val="20"/>
+                <w:szCs w:val="20"/>
                 <w:lang w:eastAsia="pt-BR"/>
               </w:rPr>
             </w:pPr>
             <w:r>
               <w:rPr>
-                <w:rFonts w:ascii="Calibri" w:eastAsia="Times New Roman" w:hAnsi="Calibri" w:cs="Calibri"/>
+                <w:rFonts w:ascii="Arial" w:eastAsia="Arial" w:hAnsi="Arial" w:cs="Arial"/>
                 <w:b/>
                 <w:bCs/>
                 <w:color w:val="FFFFFF" w:themeColor="background1"/>
-                <w:sz w:val="16"/>
-                <w:szCs w:val="16"/>
+                <w:sz w:val="20"/>
+                <w:szCs w:val="20"/>
                 <w:lang w:eastAsia="pt-BR"/>
               </w:rPr>
               <w:t>NOTA</w:t>
@@ -5111,7 +5111,7 @@
               <w:spacing w:before="120" w:after="0" w:line="240" w:lineRule="auto"/>
               <w:jc w:val="both"/>
               <w:rPr>
-                <w:rFonts w:ascii="Arial" w:eastAsia="Times New Roman" w:hAnsi="Arial" w:cs="Arial"/>
+                <w:rFonts w:ascii="Arial" w:eastAsia="Arial" w:hAnsi="Arial" w:cs="Arial"/>
                 <w:color w:val="000000"/>
                 <w:sz w:val="16"/>
                 <w:szCs w:val="16"/>
@@ -5120,7 +5120,7 @@
             </w:pPr>
             <w:r>
               <w:rPr>
-                <w:rFonts w:ascii="Arial" w:eastAsia="Times New Roman" w:hAnsi="Arial" w:cs="Arial"/>
+                <w:rFonts w:ascii="Arial" w:eastAsia="Arial" w:hAnsi="Arial" w:cs="Arial"/>
                 <w:b/>
                 <w:color w:val="000000"/>
                 <w:sz w:val="16"/>
@@ -5160,7 +5160,7 @@
               <w:spacing w:before="120" w:after="0" w:line="240" w:lineRule="auto"/>
               <w:jc w:val="center"/>
               <w:rPr>
-                <w:rFonts w:ascii="Arial" w:eastAsia="Times New Roman" w:hAnsi="Arial" w:cs="Arial"/>
+                <w:rFonts w:ascii="Arial" w:eastAsia="Arial" w:hAnsi="Arial" w:cs="Arial"/>
                 <w:color w:val="000000"/>
                 <w:sz w:val="16"/>
                 <w:szCs w:val="16"/>
@@ -5185,7 +5185,7 @@
             <w:pPr>
               <w:spacing w:before="120" w:after="0" w:line="360" w:lineRule="auto"/>
               <w:rPr>
-                <w:rFonts w:ascii="Arial" w:eastAsia="Times New Roman" w:hAnsi="Arial" w:cs="Arial"/>
+                <w:rFonts w:ascii="Arial" w:eastAsia="Arial" w:hAnsi="Arial" w:cs="Arial"/>
                 <w:sz w:val="16"/>
                 <w:szCs w:val="16"/>
                 <w:lang w:eastAsia="pt-BR"/>
@@ -5228,7 +5228,7 @@
               <w:spacing w:before="120" w:after="0" w:line="240" w:lineRule="auto"/>
               <w:jc w:val="both"/>
               <w:rPr>
-                <w:rFonts w:ascii="Arial" w:eastAsia="Times New Roman" w:hAnsi="Arial" w:cs="Arial"/>
+                <w:rFonts w:ascii="Arial" w:eastAsia="Arial" w:hAnsi="Arial" w:cs="Arial"/>
                 <w:color w:val="000000"/>
                 <w:sz w:val="16"/>
                 <w:szCs w:val="16"/>
@@ -5237,7 +5237,7 @@
             </w:pPr>
             <w:r>
               <w:rPr>
-                <w:rFonts w:ascii="Arial" w:eastAsia="Times New Roman" w:hAnsi="Arial" w:cs="Arial"/>
+                <w:rFonts w:ascii="Arial" w:eastAsia="Arial" w:hAnsi="Arial" w:cs="Arial"/>
                 <w:color w:val="000000"/>
                 <w:sz w:val="16"/>
                 <w:szCs w:val="16"/>
@@ -5254,18 +5254,18 @@
         <w:spacing w:after="0" w:line="240" w:lineRule="auto"/>
         <w:jc w:val="both"/>
         <w:rPr>
-          <w:rFonts w:ascii="Calibri" w:eastAsia="Calibri" w:hAnsi="Calibri"/>
-          <w:sz w:val="20"/>
-          <w:szCs w:val="20"/>
-        </w:rPr>
-      </w:pPr>
-    </w:p>
-    <w:p>
-      <w:pPr>
-        <w:spacing w:after="0" w:line="240" w:lineRule="auto"/>
-        <w:jc w:val="both"/>
-        <w:rPr>
-          <w:rFonts w:ascii="Calibri" w:eastAsia="Calibri" w:hAnsi="Calibri"/>
+          <w:rFonts w:ascii="Arial" w:eastAsia="Arial" w:hAnsi="Arial"/>
+          <w:sz w:val="20"/>
+          <w:szCs w:val="20"/>
+        </w:rPr>
+      </w:pPr>
+    </w:p>
+    <w:p>
+      <w:pPr>
+        <w:spacing w:after="0" w:line="240" w:lineRule="auto"/>
+        <w:jc w:val="both"/>
+        <w:rPr>
+          <w:rFonts w:ascii="Arial" w:eastAsia="Arial" w:hAnsi="Arial"/>
           <w:sz w:val="20"/>
           <w:szCs w:val="20"/>
         </w:rPr>
@@ -5390,7 +5390,7 @@
         <w:spacing w:after="0" w:line="240" w:lineRule="auto"/>
         <w:jc w:val="both"/>
         <w:rPr>
-          <w:rFonts w:ascii="Calibri" w:eastAsia="Calibri" w:hAnsi="Calibri"/>
+          <w:rFonts w:ascii="Arial" w:eastAsia="Arial" w:hAnsi="Arial"/>
         </w:rPr>
       </w:pPr>
       <w:r>
@@ -5905,7 +5905,7 @@
         <w:spacing w:after="0" w:line="360" w:lineRule="auto"/>
         <w:jc w:val="both"/>
         <w:rPr>
-          <w:rFonts w:ascii="Calibri" w:eastAsia="Calibri" w:hAnsi="Calibri"/>
+          <w:rFonts w:ascii="Arial" w:eastAsia="Arial" w:hAnsi="Arial"/>
         </w:rPr>
       </w:pPr>
       <w:r>
@@ -6448,7 +6448,7 @@
         <w:spacing w:after="0" w:line="240" w:lineRule="auto"/>
         <w:jc w:val="both"/>
         <w:rPr>
-          <w:rFonts w:ascii="Calibri" w:eastAsia="Calibri" w:hAnsi="Calibri"/>
+          <w:rFonts w:ascii="Arial" w:eastAsia="Arial" w:hAnsi="Arial"/>
           <w:sz w:val="20"/>
           <w:szCs w:val="20"/>
         </w:rPr>
@@ -6468,7 +6468,7 @@
       </w:pPr>
       <w:r>
         <w:rPr>
-          <w:rFonts w:ascii="Calibri" w:eastAsia="Calibri" w:hAnsi="Calibri"/>
+          <w:rFonts w:ascii="Arial" w:eastAsia="Arial" w:hAnsi="Arial"/>
           <w:sz w:val="20"/>
           <w:szCs w:val="20"/>
         </w:rPr>
@@ -6498,7 +6498,7 @@
         <w:ind w:left="360"/>
         <w:jc w:val="both"/>
         <w:rPr>
-          <w:rFonts w:ascii="Calibri" w:eastAsia="Calibri" w:hAnsi="Calibri"/>
+          <w:rFonts w:ascii="Arial" w:eastAsia="Arial" w:hAnsi="Arial"/>
           <w:sz w:val="20"/>
           <w:szCs w:val="20"/>
         </w:rPr>
@@ -6868,18 +6868,18 @@
         <w:spacing w:after="0" w:line="240" w:lineRule="auto"/>
         <w:jc w:val="both"/>
         <w:rPr>
-          <w:rFonts w:ascii="Calibri" w:eastAsia="Calibri" w:hAnsi="Calibri"/>
-          <w:sz w:val="20"/>
-          <w:szCs w:val="20"/>
-        </w:rPr>
-      </w:pPr>
-    </w:p>
-    <w:p>
-      <w:pPr>
-        <w:spacing w:after="0" w:line="240" w:lineRule="auto"/>
-        <w:jc w:val="both"/>
-        <w:rPr>
-          <w:rFonts w:ascii="Calibri" w:eastAsia="Calibri" w:hAnsi="Calibri"/>
+          <w:rFonts w:ascii="Arial" w:eastAsia="Arial" w:hAnsi="Arial"/>
+          <w:sz w:val="20"/>
+          <w:szCs w:val="20"/>
+        </w:rPr>
+      </w:pPr>
+    </w:p>
+    <w:p>
+      <w:pPr>
+        <w:spacing w:after="0" w:line="240" w:lineRule="auto"/>
+        <w:jc w:val="both"/>
+        <w:rPr>
+          <w:rFonts w:ascii="Arial" w:eastAsia="Arial" w:hAnsi="Arial"/>
           <w:sz w:val="20"/>
           <w:szCs w:val="20"/>
         </w:rPr>
@@ -11591,7 +11591,7 @@
       <w:spacing w:after="0" w:line="240" w:lineRule="auto"/>
     </w:pPr>
     <w:rPr>
-      <w:rFonts w:ascii="Calibri" w:hAnsi="Calibri" w:cs="Calibri"/>
+      <w:rFonts w:ascii="Arial" w:hAnsi="Arial" w:cs="Arial"/>
       <w:color w:val="000000"/>
       <w:sz w:val="24"/>
       <w:szCs w:val="24"/>
@@ -11618,7 +11618,7 @@
       <w:spacing w:before="100" w:beforeAutospacing="1" w:after="100" w:afterAutospacing="1" w:line="240" w:lineRule="auto"/>
     </w:pPr>
     <w:rPr>
-      <w:rFonts w:ascii="Times New Roman" w:eastAsia="Times New Roman" w:hAnsi="Times New Roman" w:cs="Times New Roman"/>
+      <w:rFonts w:ascii="Arial" w:eastAsia="Arial" w:hAnsi="Arial" w:cs="Arial"/>
       <w:sz w:val="24"/>
       <w:szCs w:val="24"/>
       <w:lang w:eastAsia="pt-BR"/>
@@ -11822,7 +11822,7 @@
     </a:clrScheme>
     <a:fontScheme name="Escritório">
       <a:majorFont>
-        <a:latin typeface="Calibri Light"/>
+        <a:latin typeface="Arial"/>
         <a:ea typeface=""/>
         <a:cs typeface=""/>
         <a:font script="Jpan" typeface="ＭＳ ゴシック"/>
@@ -11857,7 +11857,7 @@
         <a:font script="Geor" typeface="Sylfaen"/>
       </a:majorFont>
       <a:minorFont>
-        <a:latin typeface="Calibri"/>
+        <a:latin typeface="Arial"/>
         <a:ea typeface=""/>
         <a:cs typeface=""/>
         <a:font script="Jpan" typeface="ＭＳ 明朝"/>

--- a/Modelos/definitivos/Comercial/modelos/Proposta comercial hidrojateamento.docx
+++ b/Modelos/definitivos/Comercial/modelos/Proposta comercial hidrojateamento.docx
@@ -3262,6 +3262,25 @@
           <w:szCs w:val="20"/>
         </w:rPr>
         <w:t/>
+      </w:r>
+    </w:p>
+    <w:p>
+      <w:pPr>
+        <w:pStyle w:val="PargrafodaLista"/>
+        <w:numPr>
+          <w:ilvl w:val="1"/>
+          <w:numId w:val="2"/>
+        </w:numPr>
+        <w:spacing w:after="0" w:line="240" w:lineRule="auto"/>
+        <w:jc w:val="both"/>
+        <w:rPr>
+          <w:rFonts w:ascii="Arial" w:hAnsi="Arial" w:cs="Arial"/>
+          <w:sz w:val="20"/>
+          <w:szCs w:val="20"/>
+        </w:rPr>
+      </w:pPr>
+      <w:r>
+        <w:t>{{escopo_blocos}}</w:t>
       </w:r>
     </w:p>
     <w:p>

--- a/Modelos/definitivos/Comercial/modelos/Proposta comercial hidrojateamento.docx
+++ b/Modelos/definitivos/Comercial/modelos/Proposta comercial hidrojateamento.docx
@@ -7903,7 +7903,7 @@
           <w:sz w:val="20"/>
           <w:szCs w:val="20"/>
         </w:rPr>
-        <w:t>A Filtrovali possui PCMSO, PPRA, LTCAT e ASO, todos esses de acordo com todas as atividades desenvolvidas por ela. Se necessário emissão de ARTs, PCMSO, PPRA, LTCAT e ASO, inclusive Seguro de responsabilidade Civil, específicos para o projeto em questão, por intermédio do Cliente final ou Contratante, os custos para emissão destes documentos específicos, serão repassados a Contratante;</w:t>
+        <w:t>A Filtrovali possui PCMSO, PGR, LTCAT e ASO, todos esses de acordo com todas as atividades desenvolvidas por ela. Se necessário emissão de ARTs, PCMSO, PGR, LTCAT e ASO, inclusive Seguro de responsabilidade Civil, específicos para o projeto em questão, por intermédio do Cliente final ou Contratante, os custos para emissão destes documentos específicos, serão repassados a Contratante;</w:t>
       </w:r>
     </w:p>
     <w:p>
